--- a/docs/Course/MGS3701/03_Lecture_Note/LectureNote_Chad/PPT/Summary_ch6_to_ch20/lecture_notebook.docx
+++ b/docs/Course/MGS3701/03_Lecture_Note/LectureNote_Chad/PPT/Summary_ch6_to_ch20/lecture_notebook.docx
@@ -7,31 +7,7 @@
         <w:pStyle w:val="Title"/>
       </w:pPr>
       <w:r>
-        <w:t xml:space="preserve">[Lecture</w:t>
-      </w:r>
-      <w:r>
-        <w:t xml:space="preserve"> </w:t>
-      </w:r>
-      <w:r>
-        <w:t xml:space="preserve">Notebook]</w:t>
-      </w:r>
-      <w:r>
-        <w:t xml:space="preserve"> </w:t>
-      </w:r>
-      <w:r>
-        <w:t xml:space="preserve">Analysis</w:t>
-      </w:r>
-      <w:r>
-        <w:t xml:space="preserve"> </w:t>
-      </w:r>
-      <w:r>
-        <w:t xml:space="preserve">Technique</w:t>
-      </w:r>
-      <w:r>
-        <w:t xml:space="preserve"> </w:t>
-      </w:r>
-      <w:r>
-        <w:t xml:space="preserve">Summary</w:t>
+        <w:t xml:space="preserve">[Lecture Notebook] Analysis Technique Summary</w:t>
       </w:r>
     </w:p>
     <w:p>
@@ -39,31 +15,7 @@
         <w:pStyle w:val="Subtitle"/>
       </w:pPr>
       <w:r>
-        <w:t xml:space="preserve">Summary</w:t>
-      </w:r>
-      <w:r>
-        <w:t xml:space="preserve"> </w:t>
-      </w:r>
-      <w:r>
-        <w:t xml:space="preserve">of</w:t>
-      </w:r>
-      <w:r>
-        <w:t xml:space="preserve"> </w:t>
-      </w:r>
-      <w:r>
-        <w:t xml:space="preserve">Chapter6</w:t>
-      </w:r>
-      <w:r>
-        <w:t xml:space="preserve"> </w:t>
-      </w:r>
-      <w:r>
-        <w:t xml:space="preserve">to</w:t>
-      </w:r>
-      <w:r>
-        <w:t xml:space="preserve"> </w:t>
-      </w:r>
-      <w:r>
-        <w:t xml:space="preserve">Chapter20</w:t>
+        <w:t xml:space="preserve">Summary of Chapter6 to Chapter20</w:t>
       </w:r>
     </w:p>
     <w:p>
@@ -71,19 +23,7 @@
         <w:pStyle w:val="Author"/>
       </w:pPr>
       <w:r>
-        <w:t xml:space="preserve">Chad</w:t>
-      </w:r>
-      <w:r>
-        <w:t xml:space="preserve"> </w:t>
-      </w:r>
-      <w:r>
-        <w:t xml:space="preserve">(Chungil</w:t>
-      </w:r>
-      <w:r>
-        <w:t xml:space="preserve"> </w:t>
-      </w:r>
-      <w:r>
-        <w:t xml:space="preserve">Chae)</w:t>
+        <w:t xml:space="preserve">Chad (Chungil Chae)</w:t>
       </w:r>
     </w:p>
     <w:p>
@@ -91,33 +31,7 @@
         <w:pStyle w:val="Date"/>
       </w:pPr>
       <w:r>
-        <w:t xml:space="preserve">Sun,</w:t>
-      </w:r>
-      <w:r>
-        <w:t xml:space="preserve"> </w:t>
-      </w:r>
-      <w:r>
-        <w:t xml:space="preserve">25</w:t>
-      </w:r>
-      <w:r>
-        <w:t xml:space="preserve"> </w:t>
-      </w:r>
-      <w:r>
-        <w:t xml:space="preserve">May</w:t>
-      </w:r>
-      <w:r>
-        <w:t xml:space="preserve"> </w:t>
-      </w:r>
-      <w:r>
-        <w:t xml:space="preserve">2025</w:t>
-      </w:r>
-    </w:p>
-    <w:p>
-      <w:pPr>
-        <w:pStyle w:val="AbstractTitle"/>
-      </w:pPr>
-      <w:r>
-        <w:t xml:space="preserve">Abstract</w:t>
+        <w:t xml:space="preserve">Mon, 26 May 2025</w:t>
       </w:r>
     </w:p>
     <w:bookmarkStart w:id="25" w:name="multiple-linear-regression-ch.6"/>
@@ -20065,7 +19979,7 @@
         <w:rPr>
           <w:rStyle w:val="VerbatimChar"/>
         </w:rPr>
-        <w:t xml:space="preserve">Training set -0.05025411 3.256568 2.264695 0.07513977 1.160769 0.0316004</w:t>
+        <w:t xml:space="preserve">Training set -0.05025393 3.256568 2.264695 0.07513985 1.160768 0.0316004</w:t>
       </w:r>
       <w:r>
         <w:br/>
@@ -20074,7 +19988,7 @@
         <w:rPr>
           <w:rStyle w:val="VerbatimChar"/>
         </w:rPr>
-        <w:t xml:space="preserve">                  ACF1</w:t>
+        <w:t xml:space="preserve">                   ACF1</w:t>
       </w:r>
       <w:r>
         <w:br/>
@@ -20083,7 +19997,7 @@
         <w:rPr>
           <w:rStyle w:val="VerbatimChar"/>
         </w:rPr>
-        <w:t xml:space="preserve">Training set 0.0577894</w:t>
+        <w:t xml:space="preserve">Training set 0.05778946</w:t>
       </w:r>
     </w:p>
     <w:bookmarkEnd w:id="127"/>
@@ -24065,7 +23979,7 @@
         <w:rPr>
           <w:rStyle w:val="VerbatimChar"/>
         </w:rPr>
-        <w:t xml:space="preserve">IGRAPH a77b5c6 DN-- 8 10 -- </w:t>
+        <w:t xml:space="preserve">IGRAPH 80af378 DN-- 8 10 -- </w:t>
       </w:r>
       <w:r>
         <w:br/>
@@ -24083,7 +23997,7 @@
         <w:rPr>
           <w:rStyle w:val="VerbatimChar"/>
         </w:rPr>
-        <w:t xml:space="preserve">+ edges from a77b5c6 (vertex names):</w:t>
+        <w:t xml:space="preserve">+ edges from 80af378 (vertex names):</w:t>
       </w:r>
       <w:r>
         <w:br/>
@@ -26765,7 +26679,7 @@
   </w:style>
   <w:style w:styleId="Subtitle" w:type="paragraph">
     <w:name w:val="Subtitle"/>
-    <w:basedOn w:val="Normal"/>
+    <w:basedOn w:val="Title"/>
     <w:next w:val="BodyText"/>
     <w:link w:val="SubtitleChar"/>
     <w:uiPriority w:val="11"/>
@@ -26778,7 +26692,6 @@
     </w:pPr>
     <w:rPr>
       <w:rFonts w:cstheme="majorBidi" w:eastAsiaTheme="majorEastAsia"/>
-      <w:color w:themeColor="text1" w:themeTint="A6" w:val="595959"/>
       <w:spacing w:val="15"/>
       <w:sz w:val="28"/>
       <w:szCs w:val="28"/>
@@ -26831,7 +26744,6 @@
     </w:pPr>
     <w:rPr>
       <w:b/>
-      <w:color w:val="345A8A"/>
       <w:sz w:val="20"/>
       <w:szCs w:val="20"/>
     </w:rPr>
